--- a/study/booklets/HSC-Business-Studies-Human-Resources-SAQ-Booklet.docx
+++ b/study/booklets/HSC-Business-Studies-Human-Resources-SAQ-Booklet.docx
@@ -619,10 +619,39 @@
           <w:b w:val="false"/>
           <w:bCs w:val="false"/>
           <w:color w:val="5D6673"/>
+          <w:sz w:val="16"/>
+          <w:szCs w:val="16"/>
+        </w:rPr>
+        <w:t xml:space="preserve">↗7</w:t>
+      </w:r>
+    </w:p>
+    <w:p>
+      <w:pPr>
+        <w:spacing w:after="20"/>
+        <w:ind w:left="316"/>
+      </w:pPr>
+      <w:r>
+        <w:rPr>
+          <w:rFonts w:ascii="Aptos" w:cs="Aptos" w:eastAsia="Aptos" w:hAnsi="Aptos"/>
+          <w:color w:val="5D6673"/>
           <w:sz w:val="18"/>
           <w:szCs w:val="18"/>
         </w:rPr>
-        <w:t xml:space="preserve">—</w:t>
+        <w:t xml:space="preserve">Maintenance</w:t>
+      </w:r>
+      <w:r>
+        <w:ptab w:alignment="right" w:relativeTo="margin" w:leader="dot"/>
+      </w:r>
+      <w:r>
+        <w:rPr>
+          <w:rFonts w:ascii="Aptos" w:cs="Aptos" w:eastAsia="Aptos" w:hAnsi="Aptos"/>
+          <w:b w:val="false"/>
+          <w:bCs w:val="false"/>
+          <w:color w:val="5D6673"/>
+          <w:sz w:val="16"/>
+          <w:szCs w:val="16"/>
+        </w:rPr>
+        <w:t xml:space="preserve">↗4</w:t>
       </w:r>
     </w:p>
     <w:p>
@@ -633,11 +662,85 @@
       <w:r>
         <w:rPr>
           <w:rFonts w:ascii="Aptos" w:cs="Aptos" w:eastAsia="Aptos" w:hAnsi="Aptos"/>
-          <w:color w:val="5D6673"/>
+          <w:color w:val="14171D"/>
           <w:sz w:val="18"/>
           <w:szCs w:val="18"/>
         </w:rPr>
-        <w:t xml:space="preserve">Maintenance</w:t>
+        <w:t xml:space="preserve">Separation</w:t>
+      </w:r>
+      <w:r>
+        <w:ptab w:alignment="right" w:relativeTo="margin" w:leader="dot"/>
+      </w:r>
+      <w:r>
+        <w:rPr>
+          <w:rFonts w:ascii="Aptos" w:cs="Aptos" w:eastAsia="Aptos" w:hAnsi="Aptos"/>
+          <w:b/>
+          <w:bCs/>
+          <w:color w:val="8B2FD6"/>
+          <w:sz w:val="18"/>
+          <w:szCs w:val="18"/>
+        </w:rPr>
+        <w:t xml:space="preserve">1</w:t>
+      </w:r>
+    </w:p>
+    <w:p>
+      <w:pPr>
+        <w:spacing w:after="40" w:before="200"/>
+      </w:pPr>
+      <w:r>
+        <w:rPr>
+          <w:rFonts w:ascii="Aptos" w:cs="Aptos" w:eastAsia="Aptos" w:hAnsi="Aptos"/>
+          <w:b/>
+          <w:bCs/>
+          <w:color w:val="14171D"/>
+          <w:sz w:val="20"/>
+          <w:szCs w:val="20"/>
+        </w:rPr>
+        <w:t xml:space="preserve">Strategies in human resource management</w:t>
+      </w:r>
+    </w:p>
+    <w:p>
+      <w:pPr>
+        <w:spacing w:after="20"/>
+        <w:ind w:left="316"/>
+      </w:pPr>
+      <w:r>
+        <w:rPr>
+          <w:rFonts w:ascii="Aptos" w:cs="Aptos" w:eastAsia="Aptos" w:hAnsi="Aptos"/>
+          <w:color w:val="14171D"/>
+          <w:sz w:val="18"/>
+          <w:szCs w:val="18"/>
+        </w:rPr>
+        <w:t xml:space="preserve">Leadership style</w:t>
+      </w:r>
+      <w:r>
+        <w:ptab w:alignment="right" w:relativeTo="margin" w:leader="dot"/>
+      </w:r>
+      <w:r>
+        <w:rPr>
+          <w:rFonts w:ascii="Aptos" w:cs="Aptos" w:eastAsia="Aptos" w:hAnsi="Aptos"/>
+          <w:b/>
+          <w:bCs/>
+          <w:color w:val="8B2FD6"/>
+          <w:sz w:val="18"/>
+          <w:szCs w:val="18"/>
+        </w:rPr>
+        <w:t xml:space="preserve">2</w:t>
+      </w:r>
+    </w:p>
+    <w:p>
+      <w:pPr>
+        <w:spacing w:after="20"/>
+        <w:ind w:left="316"/>
+      </w:pPr>
+      <w:r>
+        <w:rPr>
+          <w:rFonts w:ascii="Aptos" w:cs="Aptos" w:eastAsia="Aptos" w:hAnsi="Aptos"/>
+          <w:color w:val="5D6673"/>
+          <w:sz w:val="18"/>
+          <w:szCs w:val="18"/>
+        </w:rPr>
+        <w:t xml:space="preserve">Job design</w:t>
       </w:r>
       <w:r>
         <w:ptab w:alignment="right" w:relativeTo="margin" w:leader="dot"/>
@@ -648,99 +751,25 @@
           <w:b w:val="false"/>
           <w:bCs w:val="false"/>
           <w:color w:val="5D6673"/>
+          <w:sz w:val="16"/>
+          <w:szCs w:val="16"/>
+        </w:rPr>
+        <w:t xml:space="preserve">—</w:t>
+      </w:r>
+    </w:p>
+    <w:p>
+      <w:pPr>
+        <w:spacing w:after="20"/>
+        <w:ind w:left="316"/>
+      </w:pPr>
+      <w:r>
+        <w:rPr>
+          <w:rFonts w:ascii="Aptos" w:cs="Aptos" w:eastAsia="Aptos" w:hAnsi="Aptos"/>
+          <w:color w:val="5D6673"/>
           <w:sz w:val="18"/>
           <w:szCs w:val="18"/>
         </w:rPr>
-        <w:t xml:space="preserve">—</w:t>
-      </w:r>
-    </w:p>
-    <w:p>
-      <w:pPr>
-        <w:spacing w:after="20"/>
-        <w:ind w:left="316"/>
-      </w:pPr>
-      <w:r>
-        <w:rPr>
-          <w:rFonts w:ascii="Aptos" w:cs="Aptos" w:eastAsia="Aptos" w:hAnsi="Aptos"/>
-          <w:color w:val="14171D"/>
-          <w:sz w:val="18"/>
-          <w:szCs w:val="18"/>
-        </w:rPr>
-        <w:t xml:space="preserve">Separation</w:t>
-      </w:r>
-      <w:r>
-        <w:ptab w:alignment="right" w:relativeTo="margin" w:leader="dot"/>
-      </w:r>
-      <w:r>
-        <w:rPr>
-          <w:rFonts w:ascii="Aptos" w:cs="Aptos" w:eastAsia="Aptos" w:hAnsi="Aptos"/>
-          <w:b/>
-          <w:bCs/>
-          <w:color w:val="8B2FD6"/>
-          <w:sz w:val="18"/>
-          <w:szCs w:val="18"/>
-        </w:rPr>
-        <w:t xml:space="preserve">1</w:t>
-      </w:r>
-    </w:p>
-    <w:p>
-      <w:pPr>
-        <w:spacing w:after="40" w:before="200"/>
-      </w:pPr>
-      <w:r>
-        <w:rPr>
-          <w:rFonts w:ascii="Aptos" w:cs="Aptos" w:eastAsia="Aptos" w:hAnsi="Aptos"/>
-          <w:b/>
-          <w:bCs/>
-          <w:color w:val="14171D"/>
-          <w:sz w:val="20"/>
-          <w:szCs w:val="20"/>
-        </w:rPr>
-        <w:t xml:space="preserve">Strategies in human resource management</w:t>
-      </w:r>
-    </w:p>
-    <w:p>
-      <w:pPr>
-        <w:spacing w:after="20"/>
-        <w:ind w:left="316"/>
-      </w:pPr>
-      <w:r>
-        <w:rPr>
-          <w:rFonts w:ascii="Aptos" w:cs="Aptos" w:eastAsia="Aptos" w:hAnsi="Aptos"/>
-          <w:color w:val="14171D"/>
-          <w:sz w:val="18"/>
-          <w:szCs w:val="18"/>
-        </w:rPr>
-        <w:t xml:space="preserve">Leadership style</w:t>
-      </w:r>
-      <w:r>
-        <w:ptab w:alignment="right" w:relativeTo="margin" w:leader="dot"/>
-      </w:r>
-      <w:r>
-        <w:rPr>
-          <w:rFonts w:ascii="Aptos" w:cs="Aptos" w:eastAsia="Aptos" w:hAnsi="Aptos"/>
-          <w:b/>
-          <w:bCs/>
-          <w:color w:val="8B2FD6"/>
-          <w:sz w:val="18"/>
-          <w:szCs w:val="18"/>
-        </w:rPr>
-        <w:t xml:space="preserve">2</w:t>
-      </w:r>
-    </w:p>
-    <w:p>
-      <w:pPr>
-        <w:spacing w:after="20"/>
-        <w:ind w:left="316"/>
-      </w:pPr>
-      <w:r>
-        <w:rPr>
-          <w:rFonts w:ascii="Aptos" w:cs="Aptos" w:eastAsia="Aptos" w:hAnsi="Aptos"/>
-          <w:color w:val="5D6673"/>
-          <w:sz w:val="18"/>
-          <w:szCs w:val="18"/>
-        </w:rPr>
-        <w:t xml:space="preserve">Job design</w:t>
+        <w:t xml:space="preserve">Recruitment</w:t>
       </w:r>
       <w:r>
         <w:ptab w:alignment="right" w:relativeTo="margin" w:leader="dot"/>
@@ -751,39 +780,10 @@
           <w:b w:val="false"/>
           <w:bCs w:val="false"/>
           <w:color w:val="5D6673"/>
-          <w:sz w:val="18"/>
-          <w:szCs w:val="18"/>
-        </w:rPr>
-        <w:t xml:space="preserve">—</w:t>
-      </w:r>
-    </w:p>
-    <w:p>
-      <w:pPr>
-        <w:spacing w:after="20"/>
-        <w:ind w:left="316"/>
-      </w:pPr>
-      <w:r>
-        <w:rPr>
-          <w:rFonts w:ascii="Aptos" w:cs="Aptos" w:eastAsia="Aptos" w:hAnsi="Aptos"/>
-          <w:color w:val="5D6673"/>
-          <w:sz w:val="18"/>
-          <w:szCs w:val="18"/>
-        </w:rPr>
-        <w:t xml:space="preserve">Recruitment</w:t>
-      </w:r>
-      <w:r>
-        <w:ptab w:alignment="right" w:relativeTo="margin" w:leader="dot"/>
-      </w:r>
-      <w:r>
-        <w:rPr>
-          <w:rFonts w:ascii="Aptos" w:cs="Aptos" w:eastAsia="Aptos" w:hAnsi="Aptos"/>
-          <w:b w:val="false"/>
-          <w:bCs w:val="false"/>
-          <w:color w:val="5D6673"/>
-          <w:sz w:val="18"/>
-          <w:szCs w:val="18"/>
-        </w:rPr>
-        <w:t xml:space="preserve">—</w:t>
+          <w:sz w:val="16"/>
+          <w:szCs w:val="16"/>
+        </w:rPr>
+        <w:t xml:space="preserve">↗6</w:t>
       </w:r>
     </w:p>
     <w:p>
@@ -1752,7 +1752,7 @@
           <w:sz w:val="24"/>
           <w:szCs w:val="24"/>
         </w:rPr>
-        <w:t xml:space="preserve">Outsourcing — HR functions, using contractors (domestic, global)</w:t>
+        <w:t xml:space="preserve">Outsourcing</w:t>
       </w:r>
     </w:p>
     <w:p>
@@ -3519,7 +3519,7 @@
           <w:sz w:val="24"/>
           <w:szCs w:val="24"/>
         </w:rPr>
-        <w:t xml:space="preserve">Stakeholders — employers, employees, employer associations, unions, government organisations, society</w:t>
+        <w:t xml:space="preserve">Stakeholders</w:t>
       </w:r>
     </w:p>
     <w:p>
@@ -4431,7 +4431,7 @@
           <w:sz w:val="24"/>
           <w:szCs w:val="24"/>
         </w:rPr>
-        <w:t xml:space="preserve">Legal — the employment contract, common law, minimum employment standards, awards, enterprise agreements</w:t>
+        <w:t xml:space="preserve">Legal — the employment contract</w:t>
       </w:r>
     </w:p>
     <w:p>
@@ -7085,7 +7085,7 @@
           <w:sz w:val="24"/>
           <w:szCs w:val="24"/>
         </w:rPr>
-        <w:t xml:space="preserve">Social influences — changing work patterns, living standards</w:t>
+        <w:t xml:space="preserve">Social influences</w:t>
       </w:r>
     </w:p>
     <w:p>
@@ -9157,7 +9157,7 @@
           <w:sz w:val="24"/>
           <w:szCs w:val="24"/>
         </w:rPr>
-        <w:t xml:space="preserve">Separation — voluntary and involuntary</w:t>
+        <w:t xml:space="preserve">Separation</w:t>
       </w:r>
     </w:p>
     <w:p>
@@ -10318,7 +10318,7 @@
           <w:sz w:val="24"/>
           <w:szCs w:val="24"/>
         </w:rPr>
-        <w:t xml:space="preserve">Recruitment — internal or external, general or specific skills</w:t>
+        <w:t xml:space="preserve">Recruitment</w:t>
       </w:r>
     </w:p>
     <w:p>
@@ -10352,7 +10352,7 @@
           <w:sz w:val="24"/>
           <w:szCs w:val="24"/>
         </w:rPr>
-        <w:t xml:space="preserve">Training and development — current or future skills</w:t>
+        <w:t xml:space="preserve">Training and development</w:t>
       </w:r>
     </w:p>
     <w:p>
@@ -10662,7 +10662,7 @@
           <w:sz w:val="24"/>
           <w:szCs w:val="24"/>
         </w:rPr>
-        <w:t xml:space="preserve">Performance management — developmental or administrative</w:t>
+        <w:t xml:space="preserve">Performance management</w:t>
       </w:r>
     </w:p>
     <w:p>
@@ -10826,7 +10826,7 @@
           <w:sz w:val="24"/>
           <w:szCs w:val="24"/>
         </w:rPr>
-        <w:t xml:space="preserve">Rewards — monetary and non-monetary, individual or group, performance pay</w:t>
+        <w:t xml:space="preserve">Rewards</w:t>
       </w:r>
     </w:p>
     <w:p>
@@ -10990,7 +10990,7 @@
           <w:sz w:val="24"/>
           <w:szCs w:val="24"/>
         </w:rPr>
-        <w:t xml:space="preserve">Global — costs, competencies</w:t>
+        <w:t xml:space="preserve">Global</w:t>
       </w:r>
     </w:p>
     <w:p>
@@ -11138,7 +11138,7 @@
           <w:sz w:val="24"/>
           <w:szCs w:val="24"/>
         </w:rPr>
-        <w:t xml:space="preserve">Workplace disputes — negotiation, mediation, grievance procedures, courts and tribunals</w:t>
+        <w:t xml:space="preserve">Workplace disputes</w:t>
       </w:r>
     </w:p>
     <w:p>
@@ -12800,7 +12800,7 @@
           <w:sz w:val="24"/>
           <w:szCs w:val="24"/>
         </w:rPr>
-        <w:t xml:space="preserve">Indicators — corporate culture, benchmarking key variables, changes in staff turnover, absenteeism, accidents, levels of disputation, worker satisfaction</w:t>
+        <w:t xml:space="preserve">Indicators</w:t>
       </w:r>
     </w:p>
     <w:p>

--- a/study/booklets/HSC-Business-Studies-Human-Resources-SAQ-Booklet.docx
+++ b/study/booklets/HSC-Business-Studies-Human-Resources-SAQ-Booklet.docx
@@ -14168,7 +14168,7 @@
     <w:sectPr>
       <w:headerReference w:type="default" r:id="rId7"/>
       <w:footerReference w:type="default" r:id="rId8"/>
-      <w:pgSz w:w="12240" w:h="15840" w:orient="portrait"/>
+      <w:pgSz w:w="11906" w:h="16838" w:orient="portrait"/>
       <w:pgMar w:top="1224" w:right="1296" w:bottom="1008" w:left="1296" w:header="576" w:footer="504" w:gutter="0"/>
       <w:pgNumType/>
       <w:docGrid w:linePitch="360"/>
